--- a/public/cv/Moein_Esfahani_CV_PowerSystems_VPP_EMS.docx
+++ b/public/cv/Moein_Esfahani_CV_PowerSystems_VPP_EMS.docx
@@ -46,22 +46,19 @@
       <w:pPr>
         <w:spacing w:after="34"/>
         <w:jc w:val="center"/>
-      </w:pPr>
-      <w:r>
         <w:rPr>
           <w:color w:val="555555"/>
           <w:sz w:val="16"/>
           <w:szCs w:val="16"/>
         </w:rPr>
-        <w:t xml:space="preserve">Montréal, QC, Canada   |   +1-581-578-7202   |   </w:t>
-      </w:r>
+      </w:pPr>
       <w:r>
         <w:rPr>
           <w:color w:val="555555"/>
           <w:sz w:val="16"/>
           <w:szCs w:val="16"/>
         </w:rPr>
-        <w:t>moien.esfahani1993@gmail.com |</w:t>
+        <w:t xml:space="preserve">Montréal, QC, Canada   |   +1-581-578-7202   |   </w:t>
       </w:r>
       <w:r>
         <w:rPr>
@@ -69,7 +66,39 @@
           <w:sz w:val="16"/>
           <w:szCs w:val="16"/>
         </w:rPr>
+        <w:t>moien.esfahani1993@gmail.com |</w:t>
+      </w:r>
+      <w:r>
+        <w:rPr>
+          <w:color w:val="555555"/>
+          <w:sz w:val="16"/>
+          <w:szCs w:val="16"/>
+        </w:rPr>
         <w:t xml:space="preserve">   linkedin.com/in/moeinesfahani1993</w:t>
+      </w:r>
+    </w:p>
+    <w:p>
+      <w:pPr>
+        <w:spacing w:after="34"/>
+        <w:jc w:val="center"/>
+        <w:rPr>
+          <w:b/>
+          <w:bCs/>
+        </w:rPr>
+      </w:pPr>
+      <w:r>
+        <w:rPr>
+          <w:b/>
+          <w:bCs/>
+        </w:rPr>
+        <w:t xml:space="preserve">Website: </w:t>
+      </w:r>
+      <w:r>
+        <w:rPr>
+          <w:b/>
+          <w:bCs/>
+        </w:rPr>
+        <w:t>https://moeinesfahani.com/</w:t>
       </w:r>
     </w:p>
     <w:p>
@@ -682,7 +711,6 @@
           <w:bCs/>
           <w:color w:val="1B3A6B"/>
         </w:rPr>
-        <w:lastRenderedPageBreak/>
         <w:t>DRO Co-Optimization for Energy &amp; Ancillary Services</w:t>
       </w:r>
       <w:r>
@@ -3079,6 +3107,7 @@
   <w:style w:type="character" w:default="1" w:styleId="DefaultParagraphFont">
     <w:name w:val="Default Paragraph Font"/>
     <w:uiPriority w:val="1"/>
+    <w:semiHidden/>
     <w:unhideWhenUsed/>
   </w:style>
   <w:style w:type="table" w:default="1" w:styleId="TableNormal">

--- a/public/cv/Moein_Esfahani_CV_PowerSystems_VPP_EMS.docx
+++ b/public/cv/Moein_Esfahani_CV_PowerSystems_VPP_EMS.docx
@@ -24,22 +24,7 @@
         <w:jc w:val="center"/>
       </w:pPr>
       <w:r>
-        <w:rPr>
-          <w:color w:val="555555"/>
-        </w:rPr>
-        <w:t xml:space="preserve">Power Systems </w:t>
-      </w:r>
-      <w:r>
-        <w:rPr>
-          <w:color w:val="555555"/>
-        </w:rPr>
-        <w:t>Engineer | VPP</w:t>
-      </w:r>
-      <w:r>
-        <w:rPr>
-          <w:color w:val="555555"/>
-        </w:rPr>
-        <w:t xml:space="preserve"> &amp; DER Optimization · Microgrid EMS · Voltage/Frequency Support · ISO/RTO Markets</w:t>
+        <w:t>Power Systems Software Engineer | Transmission Planning Automation · Grid Simulation · Python/C++ · Software Validation</w:t>
       </w:r>
     </w:p>
     <w:p>
@@ -91,14 +76,7 @@
           <w:b/>
           <w:bCs/>
         </w:rPr>
-        <w:t xml:space="preserve">Website: </w:t>
-      </w:r>
-      <w:r>
-        <w:rPr>
-          <w:b/>
-          <w:bCs/>
-        </w:rPr>
-        <w:t>https://moeinesfahani.com/</w:t>
+        <w:t>Website: https://moeinesfahani.com/</w:t>
       </w:r>
     </w:p>
     <w:p>
@@ -130,51 +108,10 @@
     <w:p>
       <w:pPr>
         <w:spacing w:after="40"/>
-      </w:pPr>
-      <w:r>
-        <w:t>Power systems engineer specializing in DER and VPP optimization, microgrid EMS development, and the impact of aggregated resources on voltage and frequency. The power-system problem comes first</w:t>
-      </w:r>
-      <w:r>
-        <w:t>,</w:t>
-      </w:r>
-      <w:r>
-        <w:t xml:space="preserve"> how a DER portfolio supports the grid and stays within interconnection limits</w:t>
-      </w:r>
-      <w:r>
-        <w:t>,</w:t>
-      </w:r>
-      <w:r>
-        <w:t xml:space="preserve"> and the market and software layers are built around it. At Huawei Technologies Canada I develop VPP market-participation and microgrid EMS workflows that turn ISO/RTO rules, DER operating limits, forecasts, and grid-security constraints into dispatch decisions validated in closed loop against the grid. Completed Ph.D. in VPP coordination under uncertainty; </w:t>
-      </w:r>
-      <w:r>
-        <w:rPr>
-          <w:b/>
-          <w:bCs/>
-        </w:rPr>
-        <w:t>8 peer-reviewed publications</w:t>
-      </w:r>
-      <w:r>
-        <w:t xml:space="preserve"> on DER aggregation, active-distribution-network operation, and ancillary services, top paper </w:t>
-      </w:r>
-      <w:r>
-        <w:rPr>
-          <w:color w:val="000000" w:themeColor="text1"/>
-        </w:rPr>
-        <w:t xml:space="preserve">cited </w:t>
-      </w:r>
-      <w:r>
-        <w:rPr>
-          <w:b/>
-          <w:bCs/>
-          <w:color w:val="000000" w:themeColor="text1"/>
-        </w:rPr>
-        <w:t>78 times</w:t>
-      </w:r>
-      <w:r>
-        <w:rPr>
-          <w:color w:val="000000" w:themeColor="text1"/>
-        </w:rPr>
-        <w:t>.</w:t>
+        <w:jc w:val="both"/>
+      </w:pPr>
+      <w:r>
+        <w:t>Power systems software engineer with a Ph.D. background in power-system modelling, DER/VPP coordination, grid-feasibility analysis, and simulation-driven validation. Current work focuses on building engineering software workflows that connect forecasting, optimization, power-system simulation, controller interfaces, data pipelines, and validation logic into repeatable tools for grid-analysis and operational decision support. Experienced in Python, C/C++, FastAPI, SQL, MATLAB, OpenDSS, PSS/E, PSCAD, automated study workflows, large-scale data processing, software validation, and troubleshooting of simulation/software interfaces. Published researcher with 8 peer-reviewed publications on DER aggregation, active-distribution-network operation, ancillary services, and uncertainty-aware grid operation.</w:t>
       </w:r>
     </w:p>
     <w:p>
@@ -203,22 +140,16 @@
           <w:numId w:val="2"/>
         </w:numPr>
         <w:spacing w:after="46"/>
-      </w:pPr>
-      <w:r>
-        <w:rPr>
-          <w:b/>
-          <w:bCs/>
-        </w:rPr>
-        <w:t xml:space="preserve">Power Systems &amp; Grid Support: </w:t>
-      </w:r>
-      <w:r>
-        <w:t>Voltage regulation and reactive power support; frequency response (primary/droop) and operating reserves; active/reactive power dispatch; DER hosting-capacity and grid-impact studies; capability-curve (P</w:t>
-      </w:r>
-      <w:r>
-        <w:t>-</w:t>
-      </w:r>
-      <w:r>
-        <w:t>Q) and interconnection limits; IEEE 1547 grid-support functions (Volt-VAR, Volt-Watt, frequency-watt); studied and applied ISO/RTO market and interconnection rules (ERCOT, MISO, NYISO, ISO-NE).</w:t>
+        <w:jc w:val="both"/>
+      </w:pPr>
+      <w:r>
+        <w:rPr>
+          <w:b/>
+        </w:rPr>
+        <w:t xml:space="preserve">Transmission Planning &amp; Grid Studies: </w:t>
+      </w:r>
+      <w:r>
+        <w:t>Power-flow and grid-feasibility analysis; steady-state and QSTS studies; voltage/reactive-power support; feeder loading and grid-impact assessment; renewable and DER integration; generation-interconnection concepts; ISO/RTO market structures and transmission/distribution model validation.</w:t>
       </w:r>
     </w:p>
     <w:p>
@@ -229,22 +160,16 @@
           <w:numId w:val="2"/>
         </w:numPr>
         <w:spacing w:after="46"/>
-      </w:pPr>
-      <w:r>
-        <w:rPr>
-          <w:b/>
-          <w:bCs/>
-        </w:rPr>
-        <w:t xml:space="preserve">Optimization &amp; Uncertainty: </w:t>
-      </w:r>
-      <w:r>
-        <w:t>LP, MILP, NLP, and MISOCP formulation for DER</w:t>
-      </w:r>
-      <w:r>
-        <w:t>s</w:t>
-      </w:r>
-      <w:r>
-        <w:t xml:space="preserve"> dispatch; uncertainty modelling of renewables, demand, and prices via stochastic programming, robust optimization, and distributionally robust optimization (DRO); distributed coordination via ADMM; cooperative and non-cooperative game theory (Nash/Stackelberg) in Pyomo, Gurobi, CPLEX, IPOPT, CVX, and MATLAB.</w:t>
+        <w:jc w:val="both"/>
+      </w:pPr>
+      <w:r>
+        <w:rPr>
+          <w:b/>
+        </w:rPr>
+        <w:t xml:space="preserve">Engineering Software &amp; Automation: </w:t>
+      </w:r>
+      <w:r>
+        <w:t>Python-based automation, C/C++, FastAPI services, SQL data layers, RESTful APIs, modular workflow design, simulation orchestration, automated study execution, logging, Git-based development, and dashboard/data-interface support.</w:t>
       </w:r>
     </w:p>
     <w:p>
@@ -255,28 +180,16 @@
           <w:numId w:val="2"/>
         </w:numPr>
         <w:spacing w:after="46"/>
-      </w:pPr>
-      <w:r>
-        <w:rPr>
-          <w:b/>
-          <w:bCs/>
-        </w:rPr>
-        <w:t xml:space="preserve">VPP &amp; Microgrid EMS: </w:t>
-      </w:r>
-      <w:r>
-        <w:t>DER aggregation, capability estimation, dispatch disaggregation, and auto-trader logic; microgrid operating-mode management (grid-connected and islanded); setpoint and secondary-control coordination; BESS state-of-charge and ramp limits and inverter P–Q capability-limit enforcement; cloud</w:t>
-      </w:r>
-      <w:r>
-        <w:t>-</w:t>
-      </w:r>
-      <w:r>
-        <w:t>fog</w:t>
-      </w:r>
-      <w:r>
-        <w:t>-</w:t>
-      </w:r>
-      <w:r>
-        <w:t>edge VPP architecture.</w:t>
+        <w:jc w:val="both"/>
+      </w:pPr>
+      <w:r>
+        <w:rPr>
+          <w:b/>
+        </w:rPr>
+        <w:t xml:space="preserve">Software Testing &amp; Validation: </w:t>
+      </w:r>
+      <w:r>
+        <w:t>Test-case design, simulation result verification, model/software troubleshooting, regression-style execution, pass/fail checks, data-quality checks, validation evidence, and documentation for power-system analysis tools.</w:t>
       </w:r>
     </w:p>
     <w:p>
@@ -287,22 +200,16 @@
           <w:numId w:val="2"/>
         </w:numPr>
         <w:spacing w:after="46"/>
-      </w:pPr>
-      <w:r>
-        <w:rPr>
-          <w:b/>
-          <w:bCs/>
-        </w:rPr>
-        <w:t xml:space="preserve">Power-System Simulation &amp; Validation: </w:t>
-      </w:r>
-      <w:r>
-        <w:t>Steady-state power-flow and quasi-static time-series (QSTS) studies; software-in-the-loop and controller-in-the-loop preparation; voltage-limit and frequency-reserve adequacy assessment in OpenDSS, PSS/E,</w:t>
-      </w:r>
-      <w:r>
-        <w:t xml:space="preserve"> PSCAD</w:t>
-      </w:r>
-      <w:r>
-        <w:t xml:space="preserve"> and MATLAB.</w:t>
+        <w:jc w:val="both"/>
+      </w:pPr>
+      <w:r>
+        <w:rPr>
+          <w:b/>
+        </w:rPr>
+        <w:t xml:space="preserve">Power-System Simulation Tools: </w:t>
+      </w:r>
+      <w:r>
+        <w:t>OpenDSS QSTS/time-series studies, PSS/E, PSCAD EMT analysis, MATLAB/Simulink studies, SIL and controller-in-the-loop preparation, voltage-limit assessment, frequency-reserve adequacy checks, and simulation interface validation.</w:t>
       </w:r>
     </w:p>
     <w:p>
@@ -313,16 +220,16 @@
           <w:numId w:val="2"/>
         </w:numPr>
         <w:spacing w:after="46"/>
-      </w:pPr>
-      <w:r>
-        <w:rPr>
-          <w:b/>
-          <w:bCs/>
-        </w:rPr>
-        <w:t xml:space="preserve">Forecasting &amp; Analytics: </w:t>
-      </w:r>
-      <w:r>
-        <w:t>Day-ahead and intraday forecasting of price, load, and PV generation; weather- and market-data integration; scenario generation and sensitivity analysis using LSTM, GRU, CNN, random forest, and gradient boosting (XGBoost).</w:t>
+        <w:jc w:val="both"/>
+      </w:pPr>
+      <w:r>
+        <w:rPr>
+          <w:b/>
+        </w:rPr>
+        <w:t xml:space="preserve">Optimization, Forecasting &amp; Analytics: </w:t>
+      </w:r>
+      <w:r>
+        <w:t>LP, MILP, NLP, MISOCP, stochastic/robust/DRO formulations, ADMM coordination, scenario generation, sensitivity analysis, price/load/PV forecasting, and large-scale weather/market/simulation data processing.</w:t>
       </w:r>
     </w:p>
     <w:p>
@@ -333,31 +240,16 @@
           <w:numId w:val="2"/>
         </w:numPr>
         <w:spacing w:after="46"/>
-      </w:pPr>
-      <w:r>
-        <w:rPr>
-          <w:b/>
-          <w:bCs/>
-        </w:rPr>
-        <w:t>Engineering Software</w:t>
-      </w:r>
-      <w:r>
-        <w:t xml:space="preserve">: EMS daemon and time-synchronized QSTS co-simulation interface; streaming data pipelines, RESTful APIs, and live-updating dashboards; controller data interfaces over Modbus TCP, IEC 61850, and OPC UA; built in Python, </w:t>
-      </w:r>
-      <w:r>
-        <w:t>Java</w:t>
-      </w:r>
-      <w:r>
-        <w:t>, C</w:t>
-      </w:r>
-      <w:r>
-        <w:t>/C++</w:t>
-      </w:r>
-      <w:r>
-        <w:t>, FastAPI, MATLAB, Kafka, MQTT, WebSocket, and Redis</w:t>
-      </w:r>
-      <w:r>
-        <w:t>.</w:t>
+        <w:jc w:val="both"/>
+      </w:pPr>
+      <w:r>
+        <w:rPr>
+          <w:b/>
+        </w:rPr>
+        <w:t xml:space="preserve">DER, VPP &amp; Microgrid EMS: </w:t>
+      </w:r>
+      <w:r>
+        <w:t>DER aggregation, capability estimation, dispatch disaggregation, BESS SoC and ramp constraints, inverter P-Q limits, microgrid operating modes, EMS setpoint coordination, and controller data interfaces over Modbus TCP, IEC 61850, OPC UA, MQTT, WebSocket, and Kafka.</w:t>
       </w:r>
     </w:p>
     <w:p>
@@ -388,27 +280,18 @@
       <w:r>
         <w:rPr>
           <w:b/>
-          <w:bCs/>
-          <w:color w:val="1B3A6B"/>
-        </w:rPr>
-        <w:t>Integrated VPP Market-to-Grid Platform (Cloud-to-Fog-to-Edge)</w:t>
-      </w:r>
-      <w:r>
-        <w:rPr>
+        </w:rPr>
+        <w:t>Grid-Analysis Software Platform</w:t>
+      </w:r>
+      <w:r>
+        <w:tab/>
+      </w:r>
+      <w:r>
+        <w:rPr>
+          <w:i/>
           <w:sz w:val="16"/>
-          <w:szCs w:val="16"/>
-        </w:rPr>
-        <w:tab/>
-      </w:r>
-      <w:r>
-        <w:rPr>
-          <w:i/>
-          <w:iCs/>
-          <w:color w:val="555555"/>
-          <w:sz w:val="16"/>
-          <w:szCs w:val="16"/>
-        </w:rPr>
-        <w:t>ISO/RTO · LP/MILP/DRO · OpenDSS/QSTS · Python/SQL</w:t>
+        </w:rPr>
+        <w:t>Python/SQL · OpenDSS/QSTS · ISO/RTO · Automation</w:t>
       </w:r>
     </w:p>
     <w:p>
@@ -419,9 +302,10 @@
           <w:numId w:val="2"/>
         </w:numPr>
         <w:spacing w:after="40"/>
-      </w:pPr>
-      <w:r>
-        <w:t>A VPP must offer DER capacity into the market without violating grid limits, so I integrated auto-trader, forecaster, capability extractor, optimizer, dispatch propagator, and monitoring into one workflow from market signals to DER dispatch targets.</w:t>
+        <w:jc w:val="both"/>
+      </w:pPr>
+      <w:r>
+        <w:t>Developed an integrated software workflow that connects market signals, forecasts, DER capability extraction, optimization, dispatch propagation, monitoring, and grid-feasibility validation into a repeatable study pipeline.</w:t>
       </w:r>
     </w:p>
     <w:p>
@@ -432,9 +316,10 @@
           <w:numId w:val="2"/>
         </w:numPr>
         <w:spacing w:after="40"/>
-      </w:pPr>
-      <w:r>
-        <w:t>Implemented market-participation logic for BESS, PV, and controllable DER across ERCOT, MISO, and ISO-NE-style structures using prices, reserve/regulation products, portfolio capability, and risk-aware constraints.</w:t>
+        <w:jc w:val="both"/>
+      </w:pPr>
+      <w:r>
+        <w:t>Implemented market- and grid-aware logic for BESS, PV, and controllable DER using prices, reserve/regulation products, portfolio capability, risk-aware constraints, and ISO/RTO-style operating assumptions.</w:t>
       </w:r>
     </w:p>
     <w:p>
@@ -445,21 +330,10 @@
           <w:numId w:val="2"/>
         </w:numPr>
         <w:spacing w:after="40"/>
-      </w:pPr>
-      <w:r>
-        <w:t>Enforced grid feasibility through OpenDSS-based QSTS studies</w:t>
-      </w:r>
-      <w:r>
-        <w:t>,</w:t>
-      </w:r>
-      <w:r>
-        <w:t xml:space="preserve"> checking voltage profiles, feeder loading, DER response, inverter limits, and grid-support modes</w:t>
-      </w:r>
-      <w:r>
-        <w:t>,</w:t>
-      </w:r>
-      <w:r>
-        <w:t xml:space="preserve"> before any dispatch result is accepted, and modelled cloud-to-edge communication effects (delay, loss, degraded telemetry) for controller-facing cases.</w:t>
+        <w:jc w:val="both"/>
+      </w:pPr>
+      <w:r>
+        <w:t>Validated dispatch results through OpenDSS-based QSTS studies, checking voltage profiles, feeder loading, DER response, inverter limits, and grid-support modes before accepting study outputs.</w:t>
       </w:r>
     </w:p>
     <w:p>
@@ -470,9 +344,10 @@
           <w:numId w:val="2"/>
         </w:numPr>
         <w:spacing w:after="40"/>
-      </w:pPr>
-      <w:r>
-        <w:t>Built the platform as running software, not scripts: an EMS daemon orchestrating the modules, a time-synchronized QSTS co-simulation API, and a streaming/data layer (Kafka, MQTT, WebSocket, FastAPI services, Redis caching) that keeps forecasts, telemetry, and dispatch flowing in step.</w:t>
+        <w:jc w:val="both"/>
+      </w:pPr>
+      <w:r>
+        <w:t>Built the platform as running engineering software: an EMS daemon, a time-synchronized QSTS co-simulation API, and a streaming/data layer using Kafka, MQTT, WebSocket, FastAPI services, Redis caching, and SQL-backed datasets.</w:t>
       </w:r>
     </w:p>
     <w:p>
@@ -485,47 +360,18 @@
       <w:r>
         <w:rPr>
           <w:b/>
-          <w:bCs/>
-          <w:color w:val="1B3A6B"/>
-        </w:rPr>
-        <w:t>Microgrid EMS &amp; Secondary-Control Validation Platform</w:t>
-      </w:r>
-      <w:r>
-        <w:rPr>
+        </w:rPr>
+        <w:t>Microgrid EMS Validation Workflow</w:t>
+      </w:r>
+      <w:r>
+        <w:tab/>
+      </w:r>
+      <w:r>
+        <w:rPr>
+          <w:i/>
           <w:sz w:val="16"/>
-          <w:szCs w:val="16"/>
-        </w:rPr>
-        <w:tab/>
-      </w:r>
-      <w:r>
-        <w:rPr>
-          <w:i/>
-          <w:iCs/>
-          <w:color w:val="555555"/>
-          <w:sz w:val="16"/>
-          <w:szCs w:val="16"/>
-        </w:rPr>
-        <w:t>PLCnext · IEC 61131-3 ST · OpenDSS QSTS · Modbus TCP · C</w:t>
-      </w:r>
-      <w:r>
-        <w:rPr>
-          <w:i/>
-          <w:iCs/>
-          <w:color w:val="555555"/>
-          <w:sz w:val="16"/>
-          <w:szCs w:val="16"/>
-        </w:rPr>
-        <w:t>H</w:t>
-      </w:r>
-      <w:r>
-        <w:rPr>
-          <w:i/>
-          <w:iCs/>
-          <w:color w:val="555555"/>
-          <w:sz w:val="16"/>
-          <w:szCs w:val="16"/>
-        </w:rPr>
-        <w:t>IL prep</w:t>
+        </w:rPr>
+        <w:t>PLCnext · IEC 61131-3 ST · OpenDSS QSTS · Modbus TCP · CHIL prep</w:t>
       </w:r>
     </w:p>
     <w:p>
@@ -536,9 +382,10 @@
           <w:numId w:val="2"/>
         </w:numPr>
         <w:spacing w:after="40"/>
-      </w:pPr>
-      <w:r>
-        <w:t>Built a microgrid EMS/controller validation environment connecting distribution time-series simulation, PLCnext controller logic, industrial telemetry maps, and Python orchestration, to test how EMS supervisory decisions and secondary-control setpoints behave against simulated grid response.</w:t>
+        <w:jc w:val="both"/>
+      </w:pPr>
+      <w:r>
+        <w:t>Built a microgrid EMS/controller validation environment connecting distribution time-series simulation, PLCnext controller logic, telemetry/command maps, and Python orchestration to test supervisory setpoints against simulated grid response.</w:t>
       </w:r>
     </w:p>
     <w:p>
@@ -549,33 +396,10 @@
           <w:numId w:val="2"/>
         </w:numPr>
         <w:spacing w:after="40"/>
-      </w:pPr>
-      <w:r>
-        <w:t>Programmed PLCnext logic</w:t>
-      </w:r>
-      <w:r>
-        <w:t xml:space="preserve"> each endpoint (battery PCS, meter, PV inverter etc.)</w:t>
-      </w:r>
-      <w:r>
-        <w:t xml:space="preserve"> coordination</w:t>
-      </w:r>
-      <w:r>
-        <w:t>,</w:t>
-      </w:r>
-      <w:r>
-        <w:t xml:space="preserve"> </w:t>
-      </w:r>
-      <w:r>
-        <w:t>active and reactive power</w:t>
-      </w:r>
-      <w:r>
-        <w:t xml:space="preserve"> setpoints, state commands, SoC and measurement readback, command sequencing, acknowledgement, and latency checks</w:t>
-      </w:r>
-      <w:r>
-        <w:t>,</w:t>
-      </w:r>
-      <w:r>
-        <w:t xml:space="preserve"> and structured the path from offline QSTS studies toward SIL and controller-in-the-loop preparation.</w:t>
+        <w:jc w:val="both"/>
+      </w:pPr>
+      <w:r>
+        <w:t>Programmed PLCnext logic for BESS PCS, meter, and PV inverter coordination, including active/reactive power setpoints, operating-state commands, SoC and measurement readback, command sequencing, acknowledgement, and latency checks.</w:t>
       </w:r>
     </w:p>
     <w:p>
@@ -588,67 +412,18 @@
       <w:r>
         <w:rPr>
           <w:b/>
-          <w:bCs/>
-          <w:color w:val="1B3A6B"/>
-        </w:rPr>
-        <w:t>Forecasting Engine: Price, Load &amp; PV</w:t>
-      </w:r>
-      <w:r>
-        <w:rPr>
+        </w:rPr>
+        <w:t>Forecasting and Data Pipeline</w:t>
+      </w:r>
+      <w:r>
+        <w:tab/>
+      </w:r>
+      <w:r>
+        <w:rPr>
+          <w:i/>
           <w:sz w:val="16"/>
-          <w:szCs w:val="16"/>
-        </w:rPr>
-        <w:tab/>
-      </w:r>
-      <w:r>
-        <w:rPr>
-          <w:i/>
-          <w:iCs/>
-          <w:color w:val="555555"/>
-          <w:sz w:val="16"/>
-          <w:szCs w:val="16"/>
-        </w:rPr>
-        <w:t xml:space="preserve">LSTM/XGBoost ensembles · </w:t>
-      </w:r>
-      <w:r>
-        <w:rPr>
-          <w:i/>
-          <w:iCs/>
-          <w:color w:val="555555"/>
-          <w:sz w:val="16"/>
-          <w:szCs w:val="16"/>
-        </w:rPr>
-        <w:t>RESTful</w:t>
-      </w:r>
-      <w:r>
-        <w:rPr>
-          <w:i/>
-          <w:iCs/>
-          <w:color w:val="555555"/>
-          <w:sz w:val="16"/>
-          <w:szCs w:val="16"/>
-        </w:rPr>
-        <w:t xml:space="preserve"> APIs · </w:t>
-      </w:r>
-      <w:r>
-        <w:rPr>
-          <w:i/>
-          <w:iCs/>
-          <w:color w:val="555555"/>
-          <w:sz w:val="16"/>
-          <w:szCs w:val="16"/>
-        </w:rPr>
-        <w:t>Big</w:t>
-      </w:r>
-      <w:r>
-        <w:rPr>
-          <w:i/>
-          <w:iCs/>
-          <w:color w:val="555555"/>
-          <w:sz w:val="16"/>
-          <w:szCs w:val="16"/>
-        </w:rPr>
-        <w:t xml:space="preserve"> data</w:t>
+        </w:rPr>
+        <w:t>LSTM/XGBoost · APIs · Scenario Generation · 50+ GB data</w:t>
       </w:r>
     </w:p>
     <w:p>
@@ -659,9 +434,10 @@
           <w:numId w:val="2"/>
         </w:numPr>
         <w:spacing w:after="40"/>
-      </w:pPr>
-      <w:r>
-        <w:t>Good dispatch needs good forecasts, so I built the forecasting layer feeding the auto-trader and optimizer over a 50+ GB archive of ISO price, load, PV, and weather data, combining sequence models and tree ensembles to capture trend, seasonality, weather sensitivity, and volatility.</w:t>
+        <w:jc w:val="both"/>
+      </w:pPr>
+      <w:r>
+        <w:t>Built the forecasting layer feeding auto-trader and optimization workflows over a 50+ GB archive of ISO price, load, PV, and weather data, combining sequence models and tree ensembles to capture trend, seasonality, weather sensitivity, and volatility.</w:t>
       </w:r>
     </w:p>
     <w:p>
@@ -672,31 +448,11 @@
           <w:numId w:val="2"/>
         </w:numPr>
         <w:spacing w:after="40"/>
-      </w:pPr>
-      <w:r>
-        <w:t>Produced forecast-error metrics, scenarios, and sensitivity inputs for risk-aware bidding and DER dispatch, with repeatable day-ahead and real-time workflows.</w:t>
-      </w:r>
-    </w:p>
-    <w:p>
-      <w:pPr>
-        <w:pStyle w:val="ListParagraph"/>
-        <w:spacing w:after="40"/>
-        <w:ind w:left="290"/>
-      </w:pPr>
-    </w:p>
-    <w:p>
-      <w:pPr>
-        <w:pStyle w:val="ListParagraph"/>
-        <w:spacing w:after="40"/>
-        <w:ind w:left="290"/>
-      </w:pPr>
-    </w:p>
-    <w:p>
-      <w:pPr>
-        <w:pStyle w:val="ListParagraph"/>
-        <w:spacing w:after="40"/>
-        <w:ind w:left="290"/>
-      </w:pPr>
+        <w:jc w:val="both"/>
+      </w:pPr>
+      <w:r>
+        <w:t>Produced forecast-error metrics, scenarios, and sensitivity inputs for risk-aware bidding, DER dispatch, repeatable day-ahead studies, and simulation-driven validation.</w:t>
+      </w:r>
     </w:p>
     <w:p>
       <w:pPr>
@@ -708,64 +464,18 @@
       <w:r>
         <w:rPr>
           <w:b/>
-          <w:bCs/>
-          <w:color w:val="1B3A6B"/>
-        </w:rPr>
-        <w:t>DRO Co-Optimization for Energy &amp; Ancillary Services</w:t>
-      </w:r>
-      <w:r>
-        <w:rPr>
+        </w:rPr>
+        <w:t>Optimization Models for Grid Services</w:t>
+      </w:r>
+      <w:r>
+        <w:tab/>
+      </w:r>
+      <w:r>
+        <w:rPr>
+          <w:i/>
           <w:sz w:val="16"/>
-          <w:szCs w:val="16"/>
-        </w:rPr>
-        <w:tab/>
-      </w:r>
-      <w:r>
-        <w:rPr>
-          <w:sz w:val="16"/>
-          <w:szCs w:val="16"/>
-        </w:rPr>
-        <w:t xml:space="preserve">            </w:t>
-      </w:r>
-      <w:r>
-        <w:rPr>
-          <w:i/>
-          <w:iCs/>
-          <w:color w:val="555555"/>
-          <w:sz w:val="16"/>
-          <w:szCs w:val="16"/>
-        </w:rPr>
-        <w:t>Uncertainty Management</w:t>
-      </w:r>
-      <w:r>
-        <w:rPr>
-          <w:i/>
-          <w:iCs/>
-          <w:color w:val="555555"/>
-          <w:sz w:val="16"/>
-          <w:szCs w:val="16"/>
-        </w:rPr>
-        <w:t xml:space="preserve"> · Wasserstein DRO · ADMM · </w:t>
-      </w:r>
-      <w:r>
-        <w:rPr>
-          <w:i/>
-          <w:iCs/>
-          <w:color w:val="555555"/>
-          <w:sz w:val="16"/>
-          <w:szCs w:val="16"/>
-        </w:rPr>
-        <w:t>Competition · Game</w:t>
-      </w:r>
-      <w:r>
-        <w:rPr>
-          <w:i/>
-          <w:iCs/>
-          <w:color w:val="555555"/>
-          <w:sz w:val="16"/>
-          <w:szCs w:val="16"/>
-        </w:rPr>
-        <w:t xml:space="preserve"> theory</w:t>
+        </w:rPr>
+        <w:t>LP/MILP/DRO · ADMM · Ancillary Services · Grid Constraints</w:t>
       </w:r>
     </w:p>
     <w:p>
@@ -776,15 +486,10 @@
           <w:numId w:val="2"/>
         </w:numPr>
         <w:spacing w:after="40"/>
-      </w:pPr>
-      <w:r>
-        <w:t>Developed Wasserstein-DRO and stochastic-robust models co-optimizing energy dispatch, frequency regulation, and voltage support under uncertainty, with distributed and strategic DSO–VPP coordination</w:t>
-      </w:r>
-      <w:r>
-        <w:t>,</w:t>
-      </w:r>
-      <w:r>
-        <w:t xml:space="preserve"> validated on IEEE test systems and published in Applied Energy (72 citations).</w:t>
+        <w:jc w:val="both"/>
+      </w:pPr>
+      <w:r>
+        <w:t>Developed Wasserstein-DRO and stochastic-robust models for energy dispatch, frequency regulation, and voltage support under uncertainty, with distributed DSO-VPP coordination validated on IEEE test systems and published in Applied Energy.</w:t>
       </w:r>
     </w:p>
     <w:p>
@@ -815,94 +520,34 @@
       <w:r>
         <w:rPr>
           <w:b/>
-          <w:bCs/>
-          <w:color w:val="1B3A6B"/>
-        </w:rPr>
-        <w:t>Researcher —</w:t>
-      </w:r>
-      <w:r>
-        <w:rPr>
-          <w:b/>
-          <w:bCs/>
-          <w:color w:val="1B3A6B"/>
-        </w:rPr>
-        <w:t xml:space="preserve"> </w:t>
-      </w:r>
-      <w:r>
-        <w:rPr>
-          <w:b/>
-          <w:bCs/>
-          <w:color w:val="1B3A6B"/>
-        </w:rPr>
-        <w:t xml:space="preserve">Microgrid EMS </w:t>
-      </w:r>
-      <w:r>
-        <w:rPr>
-          <w:b/>
-          <w:bCs/>
-          <w:color w:val="1B3A6B"/>
-        </w:rPr>
-        <w:t>Design and Hierarchical Control</w:t>
-      </w:r>
-      <w:r>
-        <w:rPr>
-          <w:color w:val="555555"/>
-        </w:rPr>
-        <w:t xml:space="preserve"> |</w:t>
-      </w:r>
-      <w:r>
-        <w:rPr>
-          <w:color w:val="555555"/>
-        </w:rPr>
-        <w:t xml:space="preserve"> </w:t>
-      </w:r>
-      <w:r>
-        <w:rPr>
-          <w:b/>
-          <w:bCs/>
+        </w:rPr>
+        <w:t>Researcher — Power-System Software &amp; Validation</w:t>
+      </w:r>
+      <w:r>
+        <w:t xml:space="preserve"> | </w:t>
+      </w:r>
+      <w:r>
+        <w:rPr>
+          <w:b/>
         </w:rPr>
         <w:t>Huawei Technologies Canada, Montréal, QC</w:t>
       </w:r>
       <w:r>
-        <w:rPr>
-          <w:b/>
-          <w:bCs/>
-        </w:rPr>
-        <w:t xml:space="preserve"> </w:t>
-      </w:r>
-      <w:r>
         <w:tab/>
       </w:r>
       <w:r>
         <w:rPr>
           <w:i/>
-          <w:iCs/>
-          <w:color w:val="555555"/>
         </w:rPr>
         <w:t>Dec 2024 – Present</w:t>
       </w:r>
       <w:r>
-        <w:t xml:space="preserve"> </w:t>
-      </w:r>
-      <w:r>
         <w:rPr>
           <w:i/>
-          <w:iCs/>
-          <w:color w:val="555555"/>
           <w:sz w:val="16"/>
-          <w:szCs w:val="16"/>
-        </w:rPr>
-        <w:t xml:space="preserve">Promoted </w:t>
-      </w:r>
-      <w:r>
-        <w:rPr>
-          <w:i/>
-          <w:iCs/>
-          <w:color w:val="555555"/>
-          <w:sz w:val="16"/>
-          <w:szCs w:val="16"/>
-        </w:rPr>
-        <w:t>to researcher level 16</w:t>
+        </w:rPr>
+        <w:br/>
+        <w:t>Promoted to Researcher level 16</w:t>
       </w:r>
     </w:p>
     <w:p>
@@ -915,7 +560,7 @@
         <w:spacing w:after="40"/>
       </w:pPr>
       <w:r>
-        <w:t>Lead VPP market-analytics and grid-aware optimization, translating energy, reserve, and frequency-regulation rules into forecast-driven bid/offer logic, dispatch schedules, KPI models, and grid-feasibility validation requirements.</w:t>
+        <w:t>Develop engineering workflows that translate ISO/RTO rules, forecasts, DER operating limits, reserve requirements, and grid-security constraints into dispatch schedules, KPI logic, and validation requirements.</w:t>
       </w:r>
     </w:p>
     <w:p>
@@ -926,9 +571,11 @@
           <w:numId w:val="2"/>
         </w:numPr>
         <w:spacing w:after="40"/>
-      </w:pPr>
-      <w:r>
-        <w:t>Advanced the VPP platform from separate analytical modules toward an integrated workflow linking auto-trader, forecasting, capability estimation, optimization, dispatch propagation, and grid-validation, and built a parallel microgrid EMS validation workflow on PLCnext AXC F 3152/2152 with IEC 61131-3 Structured Text and Python orchestration.</w:t>
+        <w:jc w:val="both"/>
+      </w:pPr>
+      <w:r>
+        <w:lastRenderedPageBreak/>
+        <w:t>Advance the VPP/EMS platform from separate analytical modules into an integrated software workflow linking forecasting, capability estimation, optimization, dispatch propagation, OpenDSS/QSTS grid validation, and monitoring.</w:t>
       </w:r>
     </w:p>
     <w:p>
@@ -938,17 +585,10 @@
           <w:ilvl w:val="0"/>
           <w:numId w:val="2"/>
         </w:numPr>
-      </w:pPr>
-      <w:r>
-        <w:t xml:space="preserve">Designed and developed a real-time validation platform based on RTS and AXC F 3152 to test and evaluate secondary-controller algorithms, assess real-time solver performance, and </w:t>
-      </w:r>
-      <w:proofErr w:type="gramStart"/>
-      <w:r>
-        <w:t>support</w:t>
-      </w:r>
-      <w:proofErr w:type="gramEnd"/>
-      <w:r>
-        <w:t xml:space="preserve"> closed-loop analysis of controller behavior under realistic operating conditions.</w:t>
+        <w:jc w:val="both"/>
+      </w:pPr>
+      <w:r>
+        <w:t>Design and develop a real-time validation platform based on RTS and PLCnext AXC F 3152 to test secondary-controller algorithms, evaluate solver/interface performance, and analyze closed-loop controller behavior.</w:t>
       </w:r>
     </w:p>
     <w:p>
@@ -959,84 +599,10 @@
           <w:numId w:val="2"/>
         </w:numPr>
         <w:spacing w:after="40"/>
-      </w:pPr>
-      <w:r>
-        <w:t>Defined BESS, PCS, and meter telemetry/control mappings</w:t>
-      </w:r>
-      <w:r>
-        <w:t>,</w:t>
-      </w:r>
-      <w:r>
-        <w:t xml:space="preserve"> P/Q </w:t>
-      </w:r>
-      <w:r>
-        <w:t>setpoints</w:t>
-      </w:r>
-      <w:r>
-        <w:t>, state commands, SoC, measurements, acknowledgement/readback, and latency checks</w:t>
-      </w:r>
-      <w:r>
-        <w:t>,</w:t>
-      </w:r>
-      <w:r>
-        <w:t xml:space="preserve"> for EMS and controller-validation studies.</w:t>
-      </w:r>
-    </w:p>
-    <w:p>
-      <w:pPr>
-        <w:spacing w:before="115" w:after="18"/>
-      </w:pPr>
-      <w:r>
-        <w:rPr>
-          <w:b/>
-          <w:bCs/>
-          <w:color w:val="1B3A6B"/>
-        </w:rPr>
-        <w:t>Research Intern — Design and Development of VPP Functions and Platform</w:t>
-      </w:r>
-      <w:r>
-        <w:rPr>
-          <w:color w:val="555555"/>
-        </w:rPr>
-        <w:t xml:space="preserve"> | </w:t>
-      </w:r>
-      <w:r>
-        <w:rPr>
-          <w:b/>
-          <w:bCs/>
-        </w:rPr>
-        <w:t xml:space="preserve">Huawei Technologies Canada, Montréal, </w:t>
-      </w:r>
-      <w:proofErr w:type="gramStart"/>
-      <w:r>
-        <w:rPr>
-          <w:b/>
-          <w:bCs/>
-        </w:rPr>
-        <w:t>QC</w:t>
-      </w:r>
-      <w:r>
-        <w:t xml:space="preserve">  </w:t>
-      </w:r>
-      <w:r>
-        <w:rPr>
-          <w:i/>
-          <w:iCs/>
-          <w:color w:val="555555"/>
-        </w:rPr>
-        <w:t>Oct</w:t>
-      </w:r>
-      <w:proofErr w:type="gramEnd"/>
-      <w:r>
-        <w:rPr>
-          <w:i/>
-          <w:iCs/>
-          <w:color w:val="555555"/>
-        </w:rPr>
-        <w:t xml:space="preserve"> 2023 – Dec 2024 Promoted from intern into full-time employee after graduation</w:t>
-      </w:r>
-      <w:r>
-        <w:t xml:space="preserve"> </w:t>
+        <w:jc w:val="both"/>
+      </w:pPr>
+      <w:r>
+        <w:t>Define BESS, PCS, and meter telemetry/control mappings, P/Q setpoints, state commands, SoC, measurements, acknowledgement/readback, latency checks, and validation logs for EMS and controller studies.</w:t>
       </w:r>
     </w:p>
     <w:p>
@@ -1047,9 +613,47 @@
           <w:numId w:val="2"/>
         </w:numPr>
         <w:spacing w:after="40"/>
-      </w:pPr>
-      <w:r>
-        <w:t>Built the early VPP platform foundation: ISO/RTO market-rule analysis, DER portfolio aggregation requirements, and architecture for market-facing dispatch, with first modules for forecasting, capability estimation, bidding support, dispatch propagation, distribution-system simulation, and SIL workflows.</w:t>
+        <w:jc w:val="both"/>
+      </w:pPr>
+      <w:r>
+        <w:t>Prepare technical documentation, validation evidence, and engineering explanations for teams working across power systems, controls, and software integration.</w:t>
+      </w:r>
+    </w:p>
+    <w:p>
+      <w:pPr>
+        <w:spacing w:before="115" w:after="18"/>
+      </w:pPr>
+      <w:r>
+        <w:rPr>
+          <w:b/>
+        </w:rPr>
+        <w:t>Research Intern — VPP Platform &amp; Grid-Analysis Software</w:t>
+      </w:r>
+      <w:r>
+        <w:t xml:space="preserve"> | </w:t>
+      </w:r>
+      <w:r>
+        <w:rPr>
+          <w:b/>
+        </w:rPr>
+        <w:t>Huawei Technologies Canada, Montréal, QC</w:t>
+      </w:r>
+      <w:r>
+        <w:tab/>
+      </w:r>
+      <w:r>
+        <w:rPr>
+          <w:i/>
+        </w:rPr>
+        <w:t>Oct 2023 – Dec 2024</w:t>
+      </w:r>
+      <w:r>
+        <w:rPr>
+          <w:i/>
+          <w:sz w:val="16"/>
+        </w:rPr>
+        <w:br/>
+        <w:t>Promoted to full-time Researcher after graduation</w:t>
       </w:r>
     </w:p>
     <w:p>
@@ -1060,101 +664,10 @@
           <w:numId w:val="2"/>
         </w:numPr>
         <w:spacing w:after="40"/>
-      </w:pPr>
-      <w:r>
-        <w:t>Created the 50+ GB historical price/weather/load/PV data foundation for forecasting, scenario generation, and repeatable validation.</w:t>
-      </w:r>
-    </w:p>
-    <w:p>
-      <w:pPr>
-        <w:pStyle w:val="ListParagraph"/>
-        <w:numPr>
-          <w:ilvl w:val="0"/>
-          <w:numId w:val="2"/>
-        </w:numPr>
-      </w:pPr>
-      <w:r>
-        <w:t>Developed and validated key platform modules, including the optimizer, dispatch propagator, capability extractor, forecasting engine, and digital twin models, both as standalone components and as part of the end-to-end VPP orchestration workflow, ensuring that their individual performance and system-level interactions were robust, coordinated, and ready for integration into market-facing dispatch and simulation-driven validation processes.</w:t>
-      </w:r>
-    </w:p>
-    <w:p>
-      <w:pPr>
-        <w:tabs>
-          <w:tab w:val="right" w:pos="9026"/>
-        </w:tabs>
-        <w:spacing w:before="115" w:after="18"/>
-      </w:pPr>
-      <w:r>
-        <w:rPr>
-          <w:b/>
-          <w:bCs/>
-          <w:color w:val="1B3A6B"/>
-        </w:rPr>
-        <w:t xml:space="preserve">Doctoral Researcher — Optimization &amp; Uncertainty Modelling for VPP </w:t>
-      </w:r>
-      <w:r>
-        <w:rPr>
-          <w:b/>
-          <w:bCs/>
-          <w:color w:val="1B3A6B"/>
-        </w:rPr>
-        <w:t>Coordination</w:t>
-      </w:r>
-      <w:r>
-        <w:rPr>
-          <w:color w:val="555555"/>
-        </w:rPr>
-        <w:t xml:space="preserve"> |</w:t>
-      </w:r>
-      <w:r>
-        <w:rPr>
-          <w:color w:val="555555"/>
-        </w:rPr>
-        <w:t xml:space="preserve"> </w:t>
-      </w:r>
-      <w:r>
-        <w:rPr>
-          <w:b/>
-          <w:bCs/>
-        </w:rPr>
-        <w:t>Université Laval, Québec City, QC</w:t>
-      </w:r>
-      <w:r>
-        <w:tab/>
-      </w:r>
-      <w:r>
-        <w:t xml:space="preserve"> </w:t>
-      </w:r>
-      <w:r>
-        <w:rPr>
-          <w:i/>
-          <w:iCs/>
-          <w:color w:val="555555"/>
-        </w:rPr>
-        <w:t>Dec 2020 – Dec 2024</w:t>
-      </w:r>
-      <w:r>
-        <w:t xml:space="preserve"> </w:t>
-      </w:r>
-      <w:r>
-        <w:rPr>
-          <w:i/>
-          <w:iCs/>
-          <w:color w:val="000000" w:themeColor="text1"/>
-          <w:sz w:val="16"/>
-          <w:szCs w:val="16"/>
-        </w:rPr>
-        <w:t>Supervisor: Prof. I. Kamwa (IREQ/Hydro-Québec Chair)</w:t>
-      </w:r>
-      <w:r>
-        <w:rPr>
-          <w:i/>
-          <w:iCs/>
-          <w:color w:val="000000" w:themeColor="text1"/>
-          <w:sz w:val="16"/>
-          <w:szCs w:val="16"/>
-        </w:rPr>
-        <w:t>, Advisor: Prof. Nima Amjady (Federation University Australia)</w:t>
+        <w:jc w:val="both"/>
+      </w:pPr>
+      <w:r>
+        <w:t>Built the early VPP platform foundation: ISO/RTO market-rule analysis, DER aggregation requirements, and architecture for forecasting, capability estimation, bidding support, dispatch propagation, distribution-system simulation, and SIL workflows.</w:t>
       </w:r>
     </w:p>
     <w:p>
@@ -1165,9 +678,23 @@
           <w:numId w:val="2"/>
         </w:numPr>
         <w:spacing w:after="40"/>
-      </w:pPr>
-      <w:r>
-        <w:t>Developed stochastic, robust, and Wasserstein-DRO models for VPP coordination under renewable, load, and market uncertainty — energy scheduling, frequency regulation, voltage support, and grid-feasibility — and ADMM-distributed, Stackelberg, and Nash coordination schemes for DSO–VPP interaction; 4 first-author papers.</w:t>
+        <w:jc w:val="both"/>
+      </w:pPr>
+      <w:r>
+        <w:t>Created the 50+ GB historical price/weather/load/PV data foundation used for forecasting, scenario generation, sensitivity studies, and repeatable validation.</w:t>
+      </w:r>
+    </w:p>
+    <w:p>
+      <w:pPr>
+        <w:pStyle w:val="ListParagraph"/>
+        <w:numPr>
+          <w:ilvl w:val="0"/>
+          <w:numId w:val="2"/>
+        </w:numPr>
+        <w:jc w:val="both"/>
+      </w:pPr>
+      <w:r>
+        <w:t>Developed and validated key software modules, including the optimizer, dispatch propagator, capability extractor, forecasting engine, and digital-twin models, both as standalone components and as part of the end-to-end orchestration workflow.</w:t>
       </w:r>
     </w:p>
     <w:p>
@@ -1180,51 +707,34 @@
       <w:r>
         <w:rPr>
           <w:b/>
-          <w:bCs/>
-          <w:color w:val="1B3A6B"/>
-        </w:rPr>
-        <w:t xml:space="preserve">Research Collaborator — DER Resilience &amp; Grid </w:t>
-      </w:r>
-      <w:r>
-        <w:rPr>
-          <w:b/>
-          <w:bCs/>
-          <w:color w:val="1B3A6B"/>
-        </w:rPr>
-        <w:t>Integration</w:t>
-      </w:r>
-      <w:r>
-        <w:rPr>
-          <w:color w:val="555555"/>
-        </w:rPr>
-        <w:t xml:space="preserve"> |</w:t>
-      </w:r>
-      <w:r>
-        <w:rPr>
-          <w:color w:val="555555"/>
-        </w:rPr>
-        <w:t xml:space="preserve"> </w:t>
-      </w:r>
-      <w:r>
-        <w:rPr>
-          <w:b/>
-          <w:bCs/>
-        </w:rPr>
-        <w:t>Université Laval – EVLO collaboration, Québec City, QC</w:t>
+        </w:rPr>
+        <w:t>Doctoral Researcher — Grid Modelling &amp; VPP Coordination</w:t>
+      </w:r>
+      <w:r>
+        <w:t xml:space="preserve"> | </w:t>
+      </w:r>
+      <w:r>
+        <w:rPr>
+          <w:b/>
+        </w:rPr>
+        <w:t>Université Laval, Québec City, QC</w:t>
       </w:r>
       <w:r>
         <w:tab/>
       </w:r>
       <w:r>
-        <w:t xml:space="preserve"> </w:t>
-      </w:r>
-      <w:r>
         <w:rPr>
           <w:i/>
-          <w:iCs/>
-          <w:color w:val="555555"/>
-        </w:rPr>
-        <w:t>Jan 2021 – Sep 2022</w:t>
+        </w:rPr>
+        <w:t>Dec 2020 – Dec 2024</w:t>
+      </w:r>
+      <w:r>
+        <w:rPr>
+          <w:i/>
+          <w:sz w:val="16"/>
+        </w:rPr>
+        <w:br/>
+        <w:t>Supervisor: Prof. I. Kamwa; Advisor: Prof. Nima Amjady</w:t>
       </w:r>
     </w:p>
     <w:p>
@@ -1235,6 +745,78 @@
           <w:numId w:val="2"/>
         </w:numPr>
         <w:spacing w:after="40"/>
+        <w:jc w:val="both"/>
+      </w:pPr>
+      <w:r>
+        <w:t>Developed stochastic, robust, and Wasserstein-DRO models for VPP coordination under renewable, load, and market uncertainty, covering energy scheduling, frequency regulation, voltage support, grid-feasibility assessment, ADMM-based coordination, and strategic DSO-VPP interaction.</w:t>
+      </w:r>
+    </w:p>
+    <w:p>
+      <w:pPr>
+        <w:tabs>
+          <w:tab w:val="right" w:pos="9026"/>
+        </w:tabs>
+        <w:spacing w:before="115" w:after="18"/>
+      </w:pPr>
+      <w:r>
+        <w:rPr>
+          <w:b/>
+          <w:bCs/>
+          <w:color w:val="1B3A6B"/>
+        </w:rPr>
+        <w:t xml:space="preserve">Research Collaborator — DER Resilience &amp; Grid </w:t>
+      </w:r>
+      <w:r>
+        <w:rPr>
+          <w:b/>
+          <w:bCs/>
+          <w:color w:val="1B3A6B"/>
+        </w:rPr>
+        <w:t>Integration</w:t>
+      </w:r>
+      <w:r>
+        <w:rPr>
+          <w:color w:val="555555"/>
+        </w:rPr>
+        <w:t xml:space="preserve"> |</w:t>
+      </w:r>
+      <w:r>
+        <w:rPr>
+          <w:color w:val="555555"/>
+        </w:rPr>
+        <w:t xml:space="preserve"> </w:t>
+      </w:r>
+      <w:r>
+        <w:rPr>
+          <w:b/>
+          <w:bCs/>
+        </w:rPr>
+        <w:t>Université Laval – EVLO collaboration, Québec City, QC</w:t>
+      </w:r>
+      <w:r>
+        <w:tab/>
+      </w:r>
+      <w:r>
+        <w:t xml:space="preserve"> </w:t>
+      </w:r>
+      <w:r>
+        <w:rPr>
+          <w:i/>
+          <w:iCs/>
+          <w:color w:val="555555"/>
+        </w:rPr>
+        <w:t>Jan 2021 – Sep 2022</w:t>
+      </w:r>
+    </w:p>
+    <w:p>
+      <w:pPr>
+        <w:pStyle w:val="ListParagraph"/>
+        <w:numPr>
+          <w:ilvl w:val="0"/>
+          <w:numId w:val="2"/>
+        </w:numPr>
+        <w:spacing w:after="40"/>
+        <w:jc w:val="both"/>
       </w:pPr>
       <w:r>
         <w:t>Supported robust scenario analysis and storage-based DER coordination for active distribution networks under severe-event, resilience, and operating-constraint conditions.</w:t>
@@ -1416,6 +998,7 @@
     <w:p>
       <w:pPr>
         <w:spacing w:after="26"/>
+        <w:jc w:val="both"/>
         <w:rPr>
           <w:color w:val="000000" w:themeColor="text1"/>
           <w:sz w:val="20"/>
@@ -1454,6 +1037,7 @@
     <w:p>
       <w:pPr>
         <w:spacing w:after="26"/>
+        <w:jc w:val="both"/>
         <w:rPr>
           <w:color w:val="000000" w:themeColor="text1"/>
           <w:sz w:val="20"/>
@@ -1492,6 +1076,7 @@
     <w:p>
       <w:pPr>
         <w:spacing w:after="26"/>
+        <w:jc w:val="both"/>
         <w:rPr>
           <w:color w:val="000000" w:themeColor="text1"/>
           <w:sz w:val="20"/>
@@ -1530,6 +1115,7 @@
     <w:p>
       <w:pPr>
         <w:spacing w:after="26"/>
+        <w:jc w:val="both"/>
         <w:rPr>
           <w:color w:val="000000" w:themeColor="text1"/>
           <w:sz w:val="20"/>
@@ -1568,6 +1154,7 @@
     <w:p>
       <w:pPr>
         <w:spacing w:after="26"/>
+        <w:jc w:val="both"/>
         <w:rPr>
           <w:color w:val="000000" w:themeColor="text1"/>
           <w:sz w:val="20"/>
@@ -1620,11 +1207,6 @@
       <w:r>
         <w:t>English (Professional), French (Conversational), Persian (Native)</w:t>
       </w:r>
-    </w:p>
-    <w:p>
-      <w:pPr>
-        <w:pStyle w:val="ListParagraph"/>
-      </w:pPr>
     </w:p>
     <w:sectPr>
       <w:pgSz w:w="12240" w:h="15840"/>
